--- a/planning/AI_Operations_Specification_v1 (1) (1).docx
+++ b/planning/AI_Operations_Specification_v1 (1) (1).docx
@@ -207,7 +207,7 @@
         <w:t xml:space="preserve"> </w:t>
       </w:r>
       <w:r>
-        <w:t xml:space="preserve">This specification is versioned semantically: major versions change or add normative requirements; minor versions correct, clarify, or extend non-normative content. Conformance claims MUST cite the version claimed against. Version 1.0 was authored by Daniel S. Wipert and published by Chorus AI Systems in July 2026. Feedback, proposed requirements, and errata: wipertds@gmail.com. Current version and changelog: [URL — to be added at publication].</w:t>
+        <w:t>This specification is versioned semantically: major versions change or add normative requirements; minor versions correct, clarify, or extend non-normative content. Conformance claims MUST cite the version claimed against. Version 1.0 was authored by Daniel S. Wipert and published by Chorus AI Systems in July 2026. Feedback, proposed requirements, and errata: wipertds@gmail.com. Current version and changelog: https://danielwipert.github.io/aiops/.</w:t>
       </w:r>
     </w:p>
     <w:bookmarkStart w:id="20" w:name="executive-summary"/>
